--- a/swh/docx/016.content.docx
+++ b/swh/docx/016.content.docx
@@ -19,7 +19,7 @@
         <w:rPr>
           <w:lang w:val="sw_KE" w:bidi="sw_KE"/>
         </w:rPr>
-        <w:t>Resource: Tyndale Open Study Notes</w:t>
+        <w:t>Resource: Aquifer Open Study Notes (Profiles)</w:t>
       </w:r>
       <w:r>
         <w:rPr>
@@ -112,7 +112,7 @@
         <w:rPr>
           <w:lang w:val="sw_KE" w:bidi="sw_KE"/>
         </w:rPr>
-        <w:t>Tyndale Open Study Notes</w:t>
+        <w:t>Aquifer Open Study Notes (Profiles)</w:t>
       </w:r>
     </w:p>
     <w:p>

--- a/swh/docx/016.content.docx
+++ b/swh/docx/016.content.docx
@@ -247,90 +247,60 @@
         </w:rPr>
         <w:t>Timotheo alikuwa na mama na bibi wenye imani (</w:t>
       </w:r>
-      <w:hyperlink r:id="rId13">
-        <w:r>
-          <w:rPr>
-            <w:lang w:val="sw_KE" w:bidi="sw_KE"/>
-          </w:rPr>
-          <w:rPr>
-            <w:color w:val="0000EE"/>
-            <w:u w:val="single"/>
-          </w:rPr>
-          <w:t>2 Timotheo 1:5</w:t>
-        </w:r>
-      </w:hyperlink>
+      <w:r>
+        <w:rPr>
+          <w:lang w:val="sw_KE" w:bidi="sw_KE"/>
+        </w:rPr>
+        <w:t>2 Timotheo 1:5</w:t>
+      </w:r>
       <w:r>
         <w:rPr>
           <w:lang w:val="sw_KE" w:bidi="sw_KE"/>
         </w:rPr>
         <w:t>). Wakristo katika mji wake wa nyumbani, Listra, na mji jirani wa Ikonio walimheshimu sana. Alijiunga na timu ya umishonari ya Paulo wakati wa safari ya pili ya Paulo. Paulo anataja maneno ya kinabii yaliyothibitisha uteuzi wa Timotheo. Timotheo alipokea kipawa maalum cha huduma kupitia kuwekewa mikono na wazee na Paulo (</w:t>
       </w:r>
-      <w:hyperlink r:id="rId14">
-        <w:r>
-          <w:rPr>
-            <w:lang w:val="sw_KE" w:bidi="sw_KE"/>
-          </w:rPr>
-          <w:rPr>
-            <w:color w:val="0000EE"/>
-            <w:u w:val="single"/>
-          </w:rPr>
-          <w:t>1 Timotheo 1:18</w:t>
-        </w:r>
-      </w:hyperlink>
+      <w:r>
+        <w:rPr>
+          <w:lang w:val="sw_KE" w:bidi="sw_KE"/>
+        </w:rPr>
+        <w:t>1 Timotheo 1:18</w:t>
+      </w:r>
       <w:r>
         <w:rPr>
           <w:lang w:val="sw_KE" w:bidi="sw_KE"/>
         </w:rPr>
         <w:t xml:space="preserve">; </w:t>
       </w:r>
-      <w:hyperlink r:id="rId15">
-        <w:r>
-          <w:rPr>
-            <w:lang w:val="sw_KE" w:bidi="sw_KE"/>
-          </w:rPr>
-          <w:rPr>
-            <w:color w:val="0000EE"/>
-            <w:u w:val="single"/>
-          </w:rPr>
-          <w:t>4:14</w:t>
-        </w:r>
-      </w:hyperlink>
+      <w:r>
+        <w:rPr>
+          <w:lang w:val="sw_KE" w:bidi="sw_KE"/>
+        </w:rPr>
+        <w:t>4:14</w:t>
+      </w:r>
       <w:r>
         <w:rPr>
           <w:lang w:val="sw_KE" w:bidi="sw_KE"/>
         </w:rPr>
         <w:t xml:space="preserve">; </w:t>
       </w:r>
-      <w:hyperlink r:id="rId16">
-        <w:r>
-          <w:rPr>
-            <w:lang w:val="sw_KE" w:bidi="sw_KE"/>
-          </w:rPr>
-          <w:rPr>
-            <w:color w:val="0000EE"/>
-            <w:u w:val="single"/>
-          </w:rPr>
-          <w:t>2 Timotheo 1:6</w:t>
-        </w:r>
-      </w:hyperlink>
+      <w:r>
+        <w:rPr>
+          <w:lang w:val="sw_KE" w:bidi="sw_KE"/>
+        </w:rPr>
+        <w:t>2 Timotheo 1:6</w:t>
+      </w:r>
       <w:r>
         <w:rPr>
           <w:lang w:val="sw_KE" w:bidi="sw_KE"/>
         </w:rPr>
         <w:t>). Ili kuwaheshimu Wayahudi katika eneo hilo, Paulo alimfanyia Timotheo tohara (</w:t>
       </w:r>
-      <w:hyperlink r:id="rId17">
-        <w:r>
-          <w:rPr>
-            <w:lang w:val="sw_KE" w:bidi="sw_KE"/>
-          </w:rPr>
-          <w:rPr>
-            <w:color w:val="0000EE"/>
-            <w:u w:val="single"/>
-          </w:rPr>
-          <w:t>Matendo 16:1–3</w:t>
-        </w:r>
-      </w:hyperlink>
+      <w:r>
+        <w:rPr>
+          <w:lang w:val="sw_KE" w:bidi="sw_KE"/>
+        </w:rPr>
+        <w:t>Matendo 16:1–3</w:t>
+      </w:r>
       <w:r>
         <w:rPr>
           <w:lang w:val="sw_KE" w:bidi="sw_KE"/>
@@ -351,396 +321,264 @@
         </w:rPr>
         <w:t>Kwa miaka kumi na mitano iliyofuata, Paulo alimpeleka Timotheo kwenye misheni maalum kwa makanisa mbalimbali (</w:t>
       </w:r>
-      <w:hyperlink r:id="rId18">
-        <w:r>
-          <w:rPr>
-            <w:lang w:val="sw_KE" w:bidi="sw_KE"/>
-          </w:rPr>
-          <w:rPr>
-            <w:color w:val="0000EE"/>
-            <w:u w:val="single"/>
-          </w:rPr>
-          <w:t>Matendo 19:22</w:t>
-        </w:r>
-      </w:hyperlink>
+      <w:r>
+        <w:rPr>
+          <w:lang w:val="sw_KE" w:bidi="sw_KE"/>
+        </w:rPr>
+        <w:t>Matendo 19:22</w:t>
+      </w:r>
       <w:r>
         <w:rPr>
           <w:lang w:val="sw_KE" w:bidi="sw_KE"/>
         </w:rPr>
         <w:t xml:space="preserve">; </w:t>
       </w:r>
-      <w:hyperlink r:id="rId19">
-        <w:r>
-          <w:rPr>
-            <w:lang w:val="sw_KE" w:bidi="sw_KE"/>
-          </w:rPr>
-          <w:rPr>
-            <w:color w:val="0000EE"/>
-            <w:u w:val="single"/>
-          </w:rPr>
-          <w:t>1 Wakorintho 4:17</w:t>
-        </w:r>
-      </w:hyperlink>
+      <w:r>
+        <w:rPr>
+          <w:lang w:val="sw_KE" w:bidi="sw_KE"/>
+        </w:rPr>
+        <w:t>1 Wakorintho 4:17</w:t>
+      </w:r>
       <w:r>
         <w:rPr>
           <w:lang w:val="sw_KE" w:bidi="sw_KE"/>
         </w:rPr>
         <w:t xml:space="preserve">; </w:t>
       </w:r>
-      <w:hyperlink r:id="rId20">
-        <w:r>
-          <w:rPr>
-            <w:lang w:val="sw_KE" w:bidi="sw_KE"/>
-          </w:rPr>
-          <w:rPr>
-            <w:color w:val="0000EE"/>
-            <w:u w:val="single"/>
-          </w:rPr>
-          <w:t>16:10–11</w:t>
-        </w:r>
-      </w:hyperlink>
+      <w:r>
+        <w:rPr>
+          <w:lang w:val="sw_KE" w:bidi="sw_KE"/>
+        </w:rPr>
+        <w:t>16:10–11</w:t>
+      </w:r>
       <w:r>
         <w:rPr>
           <w:lang w:val="sw_KE" w:bidi="sw_KE"/>
         </w:rPr>
         <w:t xml:space="preserve">; </w:t>
       </w:r>
-      <w:hyperlink r:id="rId21">
-        <w:r>
-          <w:rPr>
-            <w:lang w:val="sw_KE" w:bidi="sw_KE"/>
-          </w:rPr>
-          <w:rPr>
-            <w:color w:val="0000EE"/>
-            <w:u w:val="single"/>
-          </w:rPr>
-          <w:t>Wafilipi 2:19–23</w:t>
-        </w:r>
-      </w:hyperlink>
+      <w:r>
+        <w:rPr>
+          <w:lang w:val="sw_KE" w:bidi="sw_KE"/>
+        </w:rPr>
+        <w:t>Wafilipi 2:19–23</w:t>
+      </w:r>
       <w:r>
         <w:rPr>
           <w:lang w:val="sw_KE" w:bidi="sw_KE"/>
         </w:rPr>
         <w:t xml:space="preserve">; </w:t>
       </w:r>
-      <w:hyperlink r:id="rId22">
-        <w:r>
-          <w:rPr>
-            <w:lang w:val="sw_KE" w:bidi="sw_KE"/>
-          </w:rPr>
-          <w:rPr>
-            <w:color w:val="0000EE"/>
-            <w:u w:val="single"/>
-          </w:rPr>
-          <w:t>1 Wathesalonike 3:1–6</w:t>
-        </w:r>
-      </w:hyperlink>
+      <w:r>
+        <w:rPr>
+          <w:lang w:val="sw_KE" w:bidi="sw_KE"/>
+        </w:rPr>
+        <w:t>1 Wathesalonike 3:1–6</w:t>
+      </w:r>
       <w:r>
         <w:rPr>
           <w:lang w:val="sw_KE" w:bidi="sw_KE"/>
         </w:rPr>
         <w:t xml:space="preserve">; </w:t>
       </w:r>
-      <w:hyperlink r:id="rId23">
-        <w:r>
-          <w:rPr>
-            <w:lang w:val="sw_KE" w:bidi="sw_KE"/>
-          </w:rPr>
-          <w:rPr>
-            <w:color w:val="0000EE"/>
-            <w:u w:val="single"/>
-          </w:rPr>
-          <w:t>1 Timotheo 1:3</w:t>
-        </w:r>
-      </w:hyperlink>
+      <w:r>
+        <w:rPr>
+          <w:lang w:val="sw_KE" w:bidi="sw_KE"/>
+        </w:rPr>
+        <w:t>1 Timotheo 1:3</w:t>
+      </w:r>
       <w:r>
         <w:rPr>
           <w:lang w:val="sw_KE" w:bidi="sw_KE"/>
         </w:rPr>
         <w:t xml:space="preserve">; tazama pia </w:t>
       </w:r>
-      <w:hyperlink r:id="rId24">
-        <w:r>
-          <w:rPr>
-            <w:lang w:val="sw_KE" w:bidi="sw_KE"/>
-          </w:rPr>
-          <w:rPr>
-            <w:color w:val="0000EE"/>
-            <w:u w:val="single"/>
-          </w:rPr>
-          <w:t>Matendo 17:14–15</w:t>
-        </w:r>
-      </w:hyperlink>
+      <w:r>
+        <w:rPr>
+          <w:lang w:val="sw_KE" w:bidi="sw_KE"/>
+        </w:rPr>
+        <w:t>Matendo 17:14–15</w:t>
+      </w:r>
       <w:r>
         <w:rPr>
           <w:lang w:val="sw_KE" w:bidi="sw_KE"/>
         </w:rPr>
         <w:t xml:space="preserve">; </w:t>
       </w:r>
-      <w:hyperlink r:id="rId25">
-        <w:r>
-          <w:rPr>
-            <w:lang w:val="sw_KE" w:bidi="sw_KE"/>
-          </w:rPr>
-          <w:rPr>
-            <w:color w:val="0000EE"/>
-            <w:u w:val="single"/>
-          </w:rPr>
-          <w:t>18:5</w:t>
-        </w:r>
-      </w:hyperlink>
+      <w:r>
+        <w:rPr>
+          <w:lang w:val="sw_KE" w:bidi="sw_KE"/>
+        </w:rPr>
+        <w:t>18:5</w:t>
+      </w:r>
       <w:r>
         <w:rPr>
           <w:lang w:val="sw_KE" w:bidi="sw_KE"/>
         </w:rPr>
         <w:t>). Paulo alijumuisha jina la Timotheo kama mwandishi mwenza katika barua zake kadhaa (</w:t>
       </w:r>
-      <w:hyperlink r:id="rId26">
-        <w:r>
-          <w:rPr>
-            <w:lang w:val="sw_KE" w:bidi="sw_KE"/>
-          </w:rPr>
-          <w:rPr>
-            <w:color w:val="0000EE"/>
-            <w:u w:val="single"/>
-          </w:rPr>
-          <w:t>2 Wakorintho 1:1</w:t>
-        </w:r>
-      </w:hyperlink>
+      <w:r>
+        <w:rPr>
+          <w:lang w:val="sw_KE" w:bidi="sw_KE"/>
+        </w:rPr>
+        <w:t>2 Wakorintho 1:1</w:t>
+      </w:r>
       <w:r>
         <w:rPr>
           <w:lang w:val="sw_KE" w:bidi="sw_KE"/>
         </w:rPr>
         <w:t xml:space="preserve">; </w:t>
       </w:r>
-      <w:hyperlink r:id="rId27">
-        <w:r>
-          <w:rPr>
-            <w:lang w:val="sw_KE" w:bidi="sw_KE"/>
-          </w:rPr>
-          <w:rPr>
-            <w:color w:val="0000EE"/>
-            <w:u w:val="single"/>
-          </w:rPr>
-          <w:t>Wafilipi 1:1</w:t>
-        </w:r>
-      </w:hyperlink>
+      <w:r>
+        <w:rPr>
+          <w:lang w:val="sw_KE" w:bidi="sw_KE"/>
+        </w:rPr>
+        <w:t>Wafilipi 1:1</w:t>
+      </w:r>
       <w:r>
         <w:rPr>
           <w:lang w:val="sw_KE" w:bidi="sw_KE"/>
         </w:rPr>
         <w:t xml:space="preserve">; </w:t>
       </w:r>
-      <w:hyperlink r:id="rId28">
-        <w:r>
-          <w:rPr>
-            <w:lang w:val="sw_KE" w:bidi="sw_KE"/>
-          </w:rPr>
-          <w:rPr>
-            <w:color w:val="0000EE"/>
-            <w:u w:val="single"/>
-          </w:rPr>
-          <w:t>Wakolosai 1:1</w:t>
-        </w:r>
-      </w:hyperlink>
+      <w:r>
+        <w:rPr>
+          <w:lang w:val="sw_KE" w:bidi="sw_KE"/>
+        </w:rPr>
+        <w:t>Wakolosai 1:1</w:t>
+      </w:r>
       <w:r>
         <w:rPr>
           <w:lang w:val="sw_KE" w:bidi="sw_KE"/>
         </w:rPr>
         <w:t xml:space="preserve">; </w:t>
       </w:r>
-      <w:hyperlink r:id="rId29">
-        <w:r>
-          <w:rPr>
-            <w:lang w:val="sw_KE" w:bidi="sw_KE"/>
-          </w:rPr>
-          <w:rPr>
-            <w:color w:val="0000EE"/>
-            <w:u w:val="single"/>
-          </w:rPr>
-          <w:t>1 Wathesalonike 1:1</w:t>
-        </w:r>
-      </w:hyperlink>
+      <w:r>
+        <w:rPr>
+          <w:lang w:val="sw_KE" w:bidi="sw_KE"/>
+        </w:rPr>
+        <w:t>1 Wathesalonike 1:1</w:t>
+      </w:r>
       <w:r>
         <w:rPr>
           <w:lang w:val="sw_KE" w:bidi="sw_KE"/>
         </w:rPr>
         <w:t xml:space="preserve">; </w:t>
       </w:r>
-      <w:hyperlink r:id="rId30">
-        <w:r>
-          <w:rPr>
-            <w:lang w:val="sw_KE" w:bidi="sw_KE"/>
-          </w:rPr>
-          <w:rPr>
-            <w:color w:val="0000EE"/>
-            <w:u w:val="single"/>
-          </w:rPr>
-          <w:t>2 Wathesalonike 1:1</w:t>
-        </w:r>
-      </w:hyperlink>
+      <w:r>
+        <w:rPr>
+          <w:lang w:val="sw_KE" w:bidi="sw_KE"/>
+        </w:rPr>
+        <w:t>2 Wathesalonike 1:1</w:t>
+      </w:r>
       <w:r>
         <w:rPr>
           <w:lang w:val="sw_KE" w:bidi="sw_KE"/>
         </w:rPr>
         <w:t xml:space="preserve">; </w:t>
       </w:r>
-      <w:hyperlink r:id="rId31">
-        <w:r>
-          <w:rPr>
-            <w:lang w:val="sw_KE" w:bidi="sw_KE"/>
-          </w:rPr>
-          <w:rPr>
-            <w:color w:val="0000EE"/>
-            <w:u w:val="single"/>
-          </w:rPr>
-          <w:t>Filemoni 1:1</w:t>
-        </w:r>
-      </w:hyperlink>
+      <w:r>
+        <w:rPr>
+          <w:lang w:val="sw_KE" w:bidi="sw_KE"/>
+        </w:rPr>
+        <w:t>Filemoni 1:1</w:t>
+      </w:r>
       <w:r>
         <w:rPr>
           <w:lang w:val="sw_KE" w:bidi="sw_KE"/>
         </w:rPr>
         <w:t xml:space="preserve">). Paulo alikuwa na uhusiano wa karibu na Timotheo na alimstahi sana (tazama </w:t>
       </w:r>
-      <w:hyperlink r:id="rId32">
-        <w:r>
-          <w:rPr>
-            <w:lang w:val="sw_KE" w:bidi="sw_KE"/>
-          </w:rPr>
-          <w:rPr>
-            <w:color w:val="0000EE"/>
-            <w:u w:val="single"/>
-          </w:rPr>
-          <w:t>Warumi 16:21</w:t>
-        </w:r>
-      </w:hyperlink>
+      <w:r>
+        <w:rPr>
+          <w:lang w:val="sw_KE" w:bidi="sw_KE"/>
+        </w:rPr>
+        <w:t>Warumi 16:21</w:t>
+      </w:r>
       <w:r>
         <w:rPr>
           <w:lang w:val="sw_KE" w:bidi="sw_KE"/>
         </w:rPr>
         <w:t xml:space="preserve">; </w:t>
       </w:r>
-      <w:hyperlink r:id="rId19">
-        <w:r>
-          <w:rPr>
-            <w:lang w:val="sw_KE" w:bidi="sw_KE"/>
-          </w:rPr>
-          <w:rPr>
-            <w:color w:val="0000EE"/>
-            <w:u w:val="single"/>
-          </w:rPr>
-          <w:t>1 Wakorintho 4:17</w:t>
-        </w:r>
-      </w:hyperlink>
+      <w:r>
+        <w:rPr>
+          <w:lang w:val="sw_KE" w:bidi="sw_KE"/>
+        </w:rPr>
+        <w:t>1 Wakorintho 4:17</w:t>
+      </w:r>
       <w:r>
         <w:rPr>
           <w:lang w:val="sw_KE" w:bidi="sw_KE"/>
         </w:rPr>
         <w:t xml:space="preserve">; </w:t>
       </w:r>
-      <w:hyperlink r:id="rId33">
-        <w:r>
-          <w:rPr>
-            <w:lang w:val="sw_KE" w:bidi="sw_KE"/>
-          </w:rPr>
-          <w:rPr>
-            <w:color w:val="0000EE"/>
-            <w:u w:val="single"/>
-          </w:rPr>
-          <w:t>1 Wathesalonike 3:2</w:t>
-        </w:r>
-      </w:hyperlink>
+      <w:r>
+        <w:rPr>
+          <w:lang w:val="sw_KE" w:bidi="sw_KE"/>
+        </w:rPr>
+        <w:t>1 Wathesalonike 3:2</w:t>
+      </w:r>
       <w:r>
         <w:rPr>
           <w:lang w:val="sw_KE" w:bidi="sw_KE"/>
         </w:rPr>
         <w:t xml:space="preserve">; </w:t>
       </w:r>
-      <w:hyperlink r:id="rId34">
-        <w:r>
-          <w:rPr>
-            <w:lang w:val="sw_KE" w:bidi="sw_KE"/>
-          </w:rPr>
-          <w:rPr>
-            <w:color w:val="0000EE"/>
-            <w:u w:val="single"/>
-          </w:rPr>
-          <w:t>1 Timotheo 1:2</w:t>
-        </w:r>
-      </w:hyperlink>
+      <w:r>
+        <w:rPr>
+          <w:lang w:val="sw_KE" w:bidi="sw_KE"/>
+        </w:rPr>
+        <w:t>1 Timotheo 1:2</w:t>
+      </w:r>
       <w:r>
         <w:rPr>
           <w:lang w:val="sw_KE" w:bidi="sw_KE"/>
         </w:rPr>
         <w:t xml:space="preserve">; </w:t>
       </w:r>
-      <w:hyperlink r:id="rId35">
-        <w:r>
-          <w:rPr>
-            <w:lang w:val="sw_KE" w:bidi="sw_KE"/>
-          </w:rPr>
-          <w:rPr>
-            <w:color w:val="0000EE"/>
-            <w:u w:val="single"/>
-          </w:rPr>
-          <w:t>6:11</w:t>
-        </w:r>
-      </w:hyperlink>
+      <w:r>
+        <w:rPr>
+          <w:lang w:val="sw_KE" w:bidi="sw_KE"/>
+        </w:rPr>
+        <w:t>6:11</w:t>
+      </w:r>
       <w:r>
         <w:rPr>
           <w:lang w:val="sw_KE" w:bidi="sw_KE"/>
         </w:rPr>
         <w:t xml:space="preserve">; </w:t>
       </w:r>
-      <w:hyperlink r:id="rId36">
-        <w:r>
-          <w:rPr>
-            <w:lang w:val="sw_KE" w:bidi="sw_KE"/>
-          </w:rPr>
-          <w:rPr>
-            <w:color w:val="0000EE"/>
-            <w:u w:val="single"/>
-          </w:rPr>
-          <w:t>2 Timotheo 1:2</w:t>
-        </w:r>
-      </w:hyperlink>
+      <w:r>
+        <w:rPr>
+          <w:lang w:val="sw_KE" w:bidi="sw_KE"/>
+        </w:rPr>
+        <w:t>2 Timotheo 1:2</w:t>
+      </w:r>
       <w:r>
         <w:rPr>
           <w:lang w:val="sw_KE" w:bidi="sw_KE"/>
         </w:rPr>
         <w:t>). Paulo alipokaribia mwisho wa maisha yake na akisubiri hukumu yake gerezani, alitamani sana kumwona Timotheo (</w:t>
       </w:r>
-      <w:hyperlink r:id="rId37">
-        <w:r>
-          <w:rPr>
-            <w:lang w:val="sw_KE" w:bidi="sw_KE"/>
-          </w:rPr>
-          <w:rPr>
-            <w:color w:val="0000EE"/>
-            <w:u w:val="single"/>
-          </w:rPr>
-          <w:t>2 Timotheo 1:3–4</w:t>
-        </w:r>
-      </w:hyperlink>
+      <w:r>
+        <w:rPr>
+          <w:lang w:val="sw_KE" w:bidi="sw_KE"/>
+        </w:rPr>
+        <w:t>2 Timotheo 1:3–4</w:t>
+      </w:r>
       <w:r>
         <w:rPr>
           <w:lang w:val="sw_KE" w:bidi="sw_KE"/>
         </w:rPr>
         <w:t>). Kati ya wafanyakazi wenzake wote wa Paulo, Timotheo anasifiwa hasa kwa kujali kwake bila ubinafsi kwa Yesu na watu wake (</w:t>
       </w:r>
-      <w:hyperlink r:id="rId38">
-        <w:r>
-          <w:rPr>
-            <w:lang w:val="sw_KE" w:bidi="sw_KE"/>
-          </w:rPr>
-          <w:rPr>
-            <w:color w:val="0000EE"/>
-            <w:u w:val="single"/>
-          </w:rPr>
-          <w:t>Wafilipi 2:20–22</w:t>
-        </w:r>
-      </w:hyperlink>
+      <w:r>
+        <w:rPr>
+          <w:lang w:val="sw_KE" w:bidi="sw_KE"/>
+        </w:rPr>
+        <w:t>Wafilipi 2:20–22</w:t>
+      </w:r>
       <w:r>
         <w:rPr>
           <w:lang w:val="sw_KE" w:bidi="sw_KE"/>
@@ -761,108 +599,72 @@
         </w:rPr>
         <w:t>Barua ya Pili ya Paulo kwa Timotheo (2 Timotheo) iliandikwa muda mfupi kabla ya Paulo kuuawa. Katika barua hii, alimhimiza Timotheo kuwa jasiri na kutuogopa kushiriki Habari Njema kuhusu Yesu. Alimsihi Timotheo awe tayari kuteseka kwa ajili ya Yesu (</w:t>
       </w:r>
-      <w:hyperlink r:id="rId39">
-        <w:r>
-          <w:rPr>
-            <w:lang w:val="sw_KE" w:bidi="sw_KE"/>
-          </w:rPr>
-          <w:rPr>
-            <w:color w:val="0000EE"/>
-            <w:u w:val="single"/>
-          </w:rPr>
-          <w:t>2 Timotheo 1:8</w:t>
-        </w:r>
-      </w:hyperlink>
+      <w:r>
+        <w:rPr>
+          <w:lang w:val="sw_KE" w:bidi="sw_KE"/>
+        </w:rPr>
+        <w:t>2 Timotheo 1:8</w:t>
+      </w:r>
       <w:r>
         <w:rPr>
           <w:lang w:val="sw_KE" w:bidi="sw_KE"/>
         </w:rPr>
         <w:t xml:space="preserve">; </w:t>
       </w:r>
-      <w:hyperlink r:id="rId40">
-        <w:r>
-          <w:rPr>
-            <w:lang w:val="sw_KE" w:bidi="sw_KE"/>
-          </w:rPr>
-          <w:rPr>
-            <w:color w:val="0000EE"/>
-            <w:u w:val="single"/>
-          </w:rPr>
-          <w:t>2:1–3</w:t>
-        </w:r>
-      </w:hyperlink>
+      <w:r>
+        <w:rPr>
+          <w:lang w:val="sw_KE" w:bidi="sw_KE"/>
+        </w:rPr>
+        <w:t>2:1–3</w:t>
+      </w:r>
       <w:r>
         <w:rPr>
           <w:lang w:val="sw_KE" w:bidi="sw_KE"/>
         </w:rPr>
         <w:t xml:space="preserve">; </w:t>
       </w:r>
-      <w:hyperlink r:id="rId41">
-        <w:r>
-          <w:rPr>
-            <w:lang w:val="sw_KE" w:bidi="sw_KE"/>
-          </w:rPr>
-          <w:rPr>
-            <w:color w:val="0000EE"/>
-            <w:u w:val="single"/>
-          </w:rPr>
-          <w:t>4:1–2</w:t>
-        </w:r>
-      </w:hyperlink>
+      <w:r>
+        <w:rPr>
+          <w:lang w:val="sw_KE" w:bidi="sw_KE"/>
+        </w:rPr>
+        <w:t>4:1–2</w:t>
+      </w:r>
       <w:r>
         <w:rPr>
           <w:lang w:val="sw_KE" w:bidi="sw_KE"/>
         </w:rPr>
         <w:t xml:space="preserve">, </w:t>
       </w:r>
-      <w:hyperlink r:id="rId42">
-        <w:r>
-          <w:rPr>
-            <w:lang w:val="sw_KE" w:bidi="sw_KE"/>
-          </w:rPr>
-          <w:rPr>
-            <w:color w:val="0000EE"/>
-            <w:u w:val="single"/>
-          </w:rPr>
-          <w:t>5</w:t>
-        </w:r>
-      </w:hyperlink>
+      <w:r>
+        <w:rPr>
+          <w:lang w:val="sw_KE" w:bidi="sw_KE"/>
+        </w:rPr>
+        <w:t>5</w:t>
+      </w:r>
       <w:r>
         <w:rPr>
           <w:lang w:val="sw_KE" w:bidi="sw_KE"/>
         </w:rPr>
         <w:t xml:space="preserve">). Huu ulikuwa ujumbe wenye nguvu kwa mtu ambaye huenda alikuwa na aibu kiasili (tazama </w:t>
       </w:r>
-      <w:hyperlink r:id="rId43">
-        <w:r>
-          <w:rPr>
-            <w:lang w:val="sw_KE" w:bidi="sw_KE"/>
-          </w:rPr>
-          <w:rPr>
-            <w:color w:val="0000EE"/>
-            <w:u w:val="single"/>
-          </w:rPr>
-          <w:t>2 Timotheo 1:6–7</w:t>
-        </w:r>
-      </w:hyperlink>
+      <w:r>
+        <w:rPr>
+          <w:lang w:val="sw_KE" w:bidi="sw_KE"/>
+        </w:rPr>
+        <w:t>2 Timotheo 1:6–7</w:t>
+      </w:r>
       <w:r>
         <w:rPr>
           <w:lang w:val="sw_KE" w:bidi="sw_KE"/>
         </w:rPr>
         <w:t>). Inaonekana Timotheo mwenyewe alikuja kuwa mfungwa baadaye (</w:t>
       </w:r>
-      <w:hyperlink r:id="rId44">
-        <w:r>
-          <w:rPr>
-            <w:lang w:val="sw_KE" w:bidi="sw_KE"/>
-          </w:rPr>
-          <w:rPr>
-            <w:color w:val="0000EE"/>
-            <w:u w:val="single"/>
-          </w:rPr>
-          <w:t>Waebrania 13:23</w:t>
-        </w:r>
-      </w:hyperlink>
+      <w:r>
+        <w:rPr>
+          <w:lang w:val="sw_KE" w:bidi="sw_KE"/>
+        </w:rPr>
+        <w:t>Waebrania 13:23</w:t>
+      </w:r>
       <w:r>
         <w:rPr>
           <w:lang w:val="sw_KE" w:bidi="sw_KE"/>
@@ -906,324 +708,216 @@
           <w:lang w:val="sw_KE" w:bidi="sw_KE"/>
         </w:rPr>
       </w:r>
-      <w:hyperlink r:id="rId17">
-        <w:r>
-          <w:rPr>
-            <w:lang w:val="sw_KE" w:bidi="sw_KE"/>
-          </w:rPr>
-          <w:rPr>
-            <w:color w:val="0000EE"/>
-            <w:u w:val="single"/>
-          </w:rPr>
-          <w:t>Matendo 16:1–3</w:t>
-        </w:r>
-      </w:hyperlink>
+      <w:r>
+        <w:rPr>
+          <w:lang w:val="sw_KE" w:bidi="sw_KE"/>
+        </w:rPr>
+        <w:t>Matendo 16:1–3</w:t>
+      </w:r>
       <w:r>
         <w:rPr>
           <w:lang w:val="sw_KE" w:bidi="sw_KE"/>
         </w:rPr>
         <w:t xml:space="preserve">; </w:t>
       </w:r>
-      <w:hyperlink r:id="rId24">
-        <w:r>
-          <w:rPr>
-            <w:lang w:val="sw_KE" w:bidi="sw_KE"/>
-          </w:rPr>
-          <w:rPr>
-            <w:color w:val="0000EE"/>
-            <w:u w:val="single"/>
-          </w:rPr>
-          <w:t>17:14–15</w:t>
-        </w:r>
-      </w:hyperlink>
+      <w:r>
+        <w:rPr>
+          <w:lang w:val="sw_KE" w:bidi="sw_KE"/>
+        </w:rPr>
+        <w:t>17:14–15</w:t>
+      </w:r>
       <w:r>
         <w:rPr>
           <w:lang w:val="sw_KE" w:bidi="sw_KE"/>
         </w:rPr>
         <w:t xml:space="preserve">; </w:t>
       </w:r>
-      <w:hyperlink r:id="rId25">
-        <w:r>
-          <w:rPr>
-            <w:lang w:val="sw_KE" w:bidi="sw_KE"/>
-          </w:rPr>
-          <w:rPr>
-            <w:color w:val="0000EE"/>
-            <w:u w:val="single"/>
-          </w:rPr>
-          <w:t>18:5</w:t>
-        </w:r>
-      </w:hyperlink>
+      <w:r>
+        <w:rPr>
+          <w:lang w:val="sw_KE" w:bidi="sw_KE"/>
+        </w:rPr>
+        <w:t>18:5</w:t>
+      </w:r>
       <w:r>
         <w:rPr>
           <w:lang w:val="sw_KE" w:bidi="sw_KE"/>
         </w:rPr>
         <w:t xml:space="preserve">; </w:t>
       </w:r>
-      <w:hyperlink r:id="rId18">
-        <w:r>
-          <w:rPr>
-            <w:lang w:val="sw_KE" w:bidi="sw_KE"/>
-          </w:rPr>
-          <w:rPr>
-            <w:color w:val="0000EE"/>
-            <w:u w:val="single"/>
-          </w:rPr>
-          <w:t>19:22</w:t>
-        </w:r>
-      </w:hyperlink>
+      <w:r>
+        <w:rPr>
+          <w:lang w:val="sw_KE" w:bidi="sw_KE"/>
+        </w:rPr>
+        <w:t>19:22</w:t>
+      </w:r>
       <w:r>
         <w:rPr>
           <w:lang w:val="sw_KE" w:bidi="sw_KE"/>
         </w:rPr>
         <w:t xml:space="preserve">; </w:t>
       </w:r>
-      <w:hyperlink r:id="rId45">
-        <w:r>
-          <w:rPr>
-            <w:lang w:val="sw_KE" w:bidi="sw_KE"/>
-          </w:rPr>
-          <w:rPr>
-            <w:color w:val="0000EE"/>
-            <w:u w:val="single"/>
-          </w:rPr>
-          <w:t>20:4</w:t>
-        </w:r>
-      </w:hyperlink>
+      <w:r>
+        <w:rPr>
+          <w:lang w:val="sw_KE" w:bidi="sw_KE"/>
+        </w:rPr>
+        <w:t>20:4</w:t>
+      </w:r>
       <w:r>
         <w:rPr>
           <w:lang w:val="sw_KE" w:bidi="sw_KE"/>
         </w:rPr>
         <w:t xml:space="preserve">; </w:t>
       </w:r>
-      <w:hyperlink r:id="rId32">
-        <w:r>
-          <w:rPr>
-            <w:lang w:val="sw_KE" w:bidi="sw_KE"/>
-          </w:rPr>
-          <w:rPr>
-            <w:color w:val="0000EE"/>
-            <w:u w:val="single"/>
-          </w:rPr>
-          <w:t>Warumi 16:21</w:t>
-        </w:r>
-      </w:hyperlink>
+      <w:r>
+        <w:rPr>
+          <w:lang w:val="sw_KE" w:bidi="sw_KE"/>
+        </w:rPr>
+        <w:t>Warumi 16:21</w:t>
+      </w:r>
       <w:r>
         <w:rPr>
           <w:lang w:val="sw_KE" w:bidi="sw_KE"/>
         </w:rPr>
         <w:t xml:space="preserve">; </w:t>
       </w:r>
-      <w:hyperlink r:id="rId19">
-        <w:r>
-          <w:rPr>
-            <w:lang w:val="sw_KE" w:bidi="sw_KE"/>
-          </w:rPr>
-          <w:rPr>
-            <w:color w:val="0000EE"/>
-            <w:u w:val="single"/>
-          </w:rPr>
-          <w:t>1 Wakorintho 4:17</w:t>
-        </w:r>
-      </w:hyperlink>
+      <w:r>
+        <w:rPr>
+          <w:lang w:val="sw_KE" w:bidi="sw_KE"/>
+        </w:rPr>
+        <w:t>1 Wakorintho 4:17</w:t>
+      </w:r>
       <w:r>
         <w:rPr>
           <w:lang w:val="sw_KE" w:bidi="sw_KE"/>
         </w:rPr>
         <w:t xml:space="preserve">; </w:t>
       </w:r>
-      <w:hyperlink r:id="rId20">
-        <w:r>
-          <w:rPr>
-            <w:lang w:val="sw_KE" w:bidi="sw_KE"/>
-          </w:rPr>
-          <w:rPr>
-            <w:color w:val="0000EE"/>
-            <w:u w:val="single"/>
-          </w:rPr>
-          <w:t>16:10–11</w:t>
-        </w:r>
-      </w:hyperlink>
+      <w:r>
+        <w:rPr>
+          <w:lang w:val="sw_KE" w:bidi="sw_KE"/>
+        </w:rPr>
+        <w:t>16:10–11</w:t>
+      </w:r>
       <w:r>
         <w:rPr>
           <w:lang w:val="sw_KE" w:bidi="sw_KE"/>
         </w:rPr>
         <w:t xml:space="preserve">; </w:t>
       </w:r>
-      <w:hyperlink r:id="rId26">
-        <w:r>
-          <w:rPr>
-            <w:lang w:val="sw_KE" w:bidi="sw_KE"/>
-          </w:rPr>
-          <w:rPr>
-            <w:color w:val="0000EE"/>
-            <w:u w:val="single"/>
-          </w:rPr>
-          <w:t>2 Wakorintho 1:1</w:t>
-        </w:r>
-      </w:hyperlink>
+      <w:r>
+        <w:rPr>
+          <w:lang w:val="sw_KE" w:bidi="sw_KE"/>
+        </w:rPr>
+        <w:t>2 Wakorintho 1:1</w:t>
+      </w:r>
       <w:r>
         <w:rPr>
           <w:lang w:val="sw_KE" w:bidi="sw_KE"/>
         </w:rPr>
         <w:t xml:space="preserve">, </w:t>
       </w:r>
-      <w:hyperlink r:id="rId46">
-        <w:r>
-          <w:rPr>
-            <w:lang w:val="sw_KE" w:bidi="sw_KE"/>
-          </w:rPr>
-          <w:rPr>
-            <w:color w:val="0000EE"/>
-            <w:u w:val="single"/>
-          </w:rPr>
-          <w:t>19</w:t>
-        </w:r>
-      </w:hyperlink>
+      <w:r>
+        <w:rPr>
+          <w:lang w:val="sw_KE" w:bidi="sw_KE"/>
+        </w:rPr>
+        <w:t>19</w:t>
+      </w:r>
       <w:r>
         <w:rPr>
           <w:lang w:val="sw_KE" w:bidi="sw_KE"/>
         </w:rPr>
         <w:t xml:space="preserve">; </w:t>
       </w:r>
-      <w:hyperlink r:id="rId27">
-        <w:r>
-          <w:rPr>
-            <w:lang w:val="sw_KE" w:bidi="sw_KE"/>
-          </w:rPr>
-          <w:rPr>
-            <w:color w:val="0000EE"/>
-            <w:u w:val="single"/>
-          </w:rPr>
-          <w:t>Wafilipi 1:1</w:t>
-        </w:r>
-      </w:hyperlink>
+      <w:r>
+        <w:rPr>
+          <w:lang w:val="sw_KE" w:bidi="sw_KE"/>
+        </w:rPr>
+        <w:t>Wafilipi 1:1</w:t>
+      </w:r>
       <w:r>
         <w:rPr>
           <w:lang w:val="sw_KE" w:bidi="sw_KE"/>
         </w:rPr>
         <w:t xml:space="preserve">; </w:t>
       </w:r>
-      <w:hyperlink r:id="rId21">
-        <w:r>
-          <w:rPr>
-            <w:lang w:val="sw_KE" w:bidi="sw_KE"/>
-          </w:rPr>
-          <w:rPr>
-            <w:color w:val="0000EE"/>
-            <w:u w:val="single"/>
-          </w:rPr>
-          <w:t>2:19–23</w:t>
-        </w:r>
-      </w:hyperlink>
+      <w:r>
+        <w:rPr>
+          <w:lang w:val="sw_KE" w:bidi="sw_KE"/>
+        </w:rPr>
+        <w:t>2:19–23</w:t>
+      </w:r>
       <w:r>
         <w:rPr>
           <w:lang w:val="sw_KE" w:bidi="sw_KE"/>
         </w:rPr>
         <w:t xml:space="preserve">; </w:t>
       </w:r>
-      <w:hyperlink r:id="rId28">
-        <w:r>
-          <w:rPr>
-            <w:lang w:val="sw_KE" w:bidi="sw_KE"/>
-          </w:rPr>
-          <w:rPr>
-            <w:color w:val="0000EE"/>
-            <w:u w:val="single"/>
-          </w:rPr>
-          <w:t>Wakolosai 1:1</w:t>
-        </w:r>
-      </w:hyperlink>
+      <w:r>
+        <w:rPr>
+          <w:lang w:val="sw_KE" w:bidi="sw_KE"/>
+        </w:rPr>
+        <w:t>Wakolosai 1:1</w:t>
+      </w:r>
       <w:r>
         <w:rPr>
           <w:lang w:val="sw_KE" w:bidi="sw_KE"/>
         </w:rPr>
         <w:t xml:space="preserve">; </w:t>
       </w:r>
-      <w:hyperlink r:id="rId29">
-        <w:r>
-          <w:rPr>
-            <w:lang w:val="sw_KE" w:bidi="sw_KE"/>
-          </w:rPr>
-          <w:rPr>
-            <w:color w:val="0000EE"/>
-            <w:u w:val="single"/>
-          </w:rPr>
-          <w:t>1 Wathesalonike 1:1</w:t>
-        </w:r>
-      </w:hyperlink>
+      <w:r>
+        <w:rPr>
+          <w:lang w:val="sw_KE" w:bidi="sw_KE"/>
+        </w:rPr>
+        <w:t>1 Wathesalonike 1:1</w:t>
+      </w:r>
       <w:r>
         <w:rPr>
           <w:lang w:val="sw_KE" w:bidi="sw_KE"/>
         </w:rPr>
         <w:t xml:space="preserve">; </w:t>
       </w:r>
-      <w:hyperlink r:id="rId47">
-        <w:r>
-          <w:rPr>
-            <w:lang w:val="sw_KE" w:bidi="sw_KE"/>
-          </w:rPr>
-          <w:rPr>
-            <w:color w:val="0000EE"/>
-            <w:u w:val="single"/>
-          </w:rPr>
-          <w:t>3:2–6</w:t>
-        </w:r>
-      </w:hyperlink>
+      <w:r>
+        <w:rPr>
+          <w:lang w:val="sw_KE" w:bidi="sw_KE"/>
+        </w:rPr>
+        <w:t>3:2–6</w:t>
+      </w:r>
       <w:r>
         <w:rPr>
           <w:lang w:val="sw_KE" w:bidi="sw_KE"/>
         </w:rPr>
         <w:t xml:space="preserve">; </w:t>
       </w:r>
-      <w:hyperlink r:id="rId30">
-        <w:r>
-          <w:rPr>
-            <w:lang w:val="sw_KE" w:bidi="sw_KE"/>
-          </w:rPr>
-          <w:rPr>
-            <w:color w:val="0000EE"/>
-            <w:u w:val="single"/>
-          </w:rPr>
-          <w:t>2 Wathesalonike 1:1</w:t>
-        </w:r>
-      </w:hyperlink>
+      <w:r>
+        <w:rPr>
+          <w:lang w:val="sw_KE" w:bidi="sw_KE"/>
+        </w:rPr>
+        <w:t>2 Wathesalonike 1:1</w:t>
+      </w:r>
       <w:r>
         <w:rPr>
           <w:lang w:val="sw_KE" w:bidi="sw_KE"/>
         </w:rPr>
         <w:t xml:space="preserve">; 1–2 Timotheo; </w:t>
       </w:r>
-      <w:hyperlink r:id="rId31">
-        <w:r>
-          <w:rPr>
-            <w:lang w:val="sw_KE" w:bidi="sw_KE"/>
-          </w:rPr>
-          <w:rPr>
-            <w:color w:val="0000EE"/>
-            <w:u w:val="single"/>
-          </w:rPr>
-          <w:t>Filemoni 1:1</w:t>
-        </w:r>
-      </w:hyperlink>
+      <w:r>
+        <w:rPr>
+          <w:lang w:val="sw_KE" w:bidi="sw_KE"/>
+        </w:rPr>
+        <w:t>Filemoni 1:1</w:t>
+      </w:r>
       <w:r>
         <w:rPr>
           <w:lang w:val="sw_KE" w:bidi="sw_KE"/>
         </w:rPr>
         <w:t xml:space="preserve">; </w:t>
       </w:r>
-      <w:hyperlink r:id="rId44">
-        <w:r>
-          <w:rPr>
-            <w:lang w:val="sw_KE" w:bidi="sw_KE"/>
-          </w:rPr>
-          <w:rPr>
-            <w:color w:val="0000EE"/>
-            <w:u w:val="single"/>
-          </w:rPr>
-          <w:t>Waebrania 13:23</w:t>
-        </w:r>
-      </w:hyperlink>
+      <w:r>
+        <w:rPr>
+          <w:lang w:val="sw_KE" w:bidi="sw_KE"/>
+        </w:rPr>
+        <w:t>Waebrania 13:23</w:t>
+      </w:r>
       <w:r>
         <w:rPr>
           <w:lang w:val="sw_KE" w:bidi="sw_KE"/>
@@ -1286,36 +980,24 @@
         </w:rPr>
         <w:t>Hatujui chochote kuhusu asili ya Tito au uongofu wake. Jina lake halitajwi katika Matendo. Tunamsikia kwa mara ya kwanza kama muumini asiye Myahudi ambaye alienda na Paulo na Barnaba hadi Yerusalemu (</w:t>
       </w:r>
-      <w:hyperlink r:id="rId48">
-        <w:r>
-          <w:rPr>
-            <w:lang w:val="sw_KE" w:bidi="sw_KE"/>
-          </w:rPr>
-          <w:rPr>
-            <w:color w:val="0000EE"/>
-            <w:u w:val="single"/>
-          </w:rPr>
-          <w:t>Wagalatia 2:1</w:t>
-        </w:r>
-      </w:hyperlink>
+      <w:r>
+        <w:rPr>
+          <w:lang w:val="sw_KE" w:bidi="sw_KE"/>
+        </w:rPr>
+        <w:t>Wagalatia 2:1</w:t>
+      </w:r>
       <w:r>
         <w:rPr>
           <w:lang w:val="sw_KE" w:bidi="sw_KE"/>
         </w:rPr>
         <w:t>). Muhimu, Paulo alisisitiza kwamba Tito hakulazimishwa kutahiriwa (</w:t>
       </w:r>
-      <w:hyperlink r:id="rId49">
-        <w:r>
-          <w:rPr>
-            <w:lang w:val="sw_KE" w:bidi="sw_KE"/>
-          </w:rPr>
-          <w:rPr>
-            <w:color w:val="0000EE"/>
-            <w:u w:val="single"/>
-          </w:rPr>
-          <w:t>Wagalatia 2:3</w:t>
-        </w:r>
-      </w:hyperlink>
+      <w:r>
+        <w:rPr>
+          <w:lang w:val="sw_KE" w:bidi="sw_KE"/>
+        </w:rPr>
+        <w:t>Wagalatia 2:3</w:t>
+      </w:r>
       <w:r>
         <w:rPr>
           <w:lang w:val="sw_KE" w:bidi="sw_KE"/>
@@ -1336,108 +1018,72 @@
         </w:rPr>
         <w:t xml:space="preserve">Baadaye, kama mwanachama anayeaminika wa timu ya Paulo, Tito alitumwa kwa majukumu maalum. Paulo alimtuma Korintho kushughulikia hali ngumu, labda akiwa na barua yenye madai iliyotajwa katika </w:t>
       </w:r>
-      <w:hyperlink r:id="rId50">
-        <w:r>
-          <w:rPr>
-            <w:lang w:val="sw_KE" w:bidi="sw_KE"/>
-          </w:rPr>
-          <w:rPr>
-            <w:color w:val="0000EE"/>
-            <w:u w:val="single"/>
-          </w:rPr>
-          <w:t>2 Wakorintho 2:4</w:t>
-        </w:r>
-      </w:hyperlink>
+      <w:r>
+        <w:rPr>
+          <w:lang w:val="sw_KE" w:bidi="sw_KE"/>
+        </w:rPr>
+        <w:t>2 Wakorintho 2:4</w:t>
+      </w:r>
       <w:r>
         <w:rPr>
           <w:lang w:val="sw_KE" w:bidi="sw_KE"/>
         </w:rPr>
         <w:t xml:space="preserve">, </w:t>
       </w:r>
-      <w:hyperlink r:id="rId51">
-        <w:r>
-          <w:rPr>
-            <w:lang w:val="sw_KE" w:bidi="sw_KE"/>
-          </w:rPr>
-          <w:rPr>
-            <w:color w:val="0000EE"/>
-            <w:u w:val="single"/>
-          </w:rPr>
-          <w:t>9</w:t>
-        </w:r>
-      </w:hyperlink>
+      <w:r>
+        <w:rPr>
+          <w:lang w:val="sw_KE" w:bidi="sw_KE"/>
+        </w:rPr>
+        <w:t>9</w:t>
+      </w:r>
       <w:r>
         <w:rPr>
           <w:lang w:val="sw_KE" w:bidi="sw_KE"/>
         </w:rPr>
         <w:t xml:space="preserve">; </w:t>
       </w:r>
-      <w:hyperlink r:id="rId52">
-        <w:r>
-          <w:rPr>
-            <w:lang w:val="sw_KE" w:bidi="sw_KE"/>
-          </w:rPr>
-          <w:rPr>
-            <w:color w:val="0000EE"/>
-            <w:u w:val="single"/>
-          </w:rPr>
-          <w:t>7:8–9</w:t>
-        </w:r>
-      </w:hyperlink>
+      <w:r>
+        <w:rPr>
+          <w:lang w:val="sw_KE" w:bidi="sw_KE"/>
+        </w:rPr>
+        <w:t>7:8–9</w:t>
+      </w:r>
       <w:r>
         <w:rPr>
           <w:lang w:val="sw_KE" w:bidi="sw_KE"/>
         </w:rPr>
         <w:t xml:space="preserve">. Kazi hii ilihitaji mtu ambaye angeweza kuwa mpole na mwenye nguvu kama kiongozi. Tito alionekana kuwa na haiba yenye nguvu zaidi kuliko Timotheo (tazama </w:t>
       </w:r>
-      <w:hyperlink r:id="rId20">
-        <w:r>
-          <w:rPr>
-            <w:lang w:val="sw_KE" w:bidi="sw_KE"/>
-          </w:rPr>
-          <w:rPr>
-            <w:color w:val="0000EE"/>
-            <w:u w:val="single"/>
-          </w:rPr>
-          <w:t>1 Wakorintho 16:10–11</w:t>
-        </w:r>
-      </w:hyperlink>
+      <w:r>
+        <w:rPr>
+          <w:lang w:val="sw_KE" w:bidi="sw_KE"/>
+        </w:rPr>
+        <w:t>1 Wakorintho 16:10–11</w:t>
+      </w:r>
       <w:r>
         <w:rPr>
           <w:lang w:val="sw_KE" w:bidi="sw_KE"/>
         </w:rPr>
         <w:t xml:space="preserve">; </w:t>
       </w:r>
-      <w:hyperlink r:id="rId53">
-        <w:r>
-          <w:rPr>
-            <w:lang w:val="sw_KE" w:bidi="sw_KE"/>
-          </w:rPr>
-          <w:rPr>
-            <w:color w:val="0000EE"/>
-            <w:u w:val="single"/>
-          </w:rPr>
-          <w:t>2 Wakorintho 7:13–15</w:t>
-        </w:r>
-      </w:hyperlink>
+      <w:r>
+        <w:rPr>
+          <w:lang w:val="sw_KE" w:bidi="sw_KE"/>
+        </w:rPr>
+        <w:t>2 Wakorintho 7:13–15</w:t>
+      </w:r>
       <w:r>
         <w:rPr>
           <w:lang w:val="sw_KE" w:bidi="sw_KE"/>
         </w:rPr>
         <w:t xml:space="preserve">; </w:t>
       </w:r>
-      <w:hyperlink r:id="rId43">
-        <w:r>
-          <w:rPr>
-            <w:lang w:val="sw_KE" w:bidi="sw_KE"/>
-          </w:rPr>
-          <w:rPr>
-            <w:color w:val="0000EE"/>
-            <w:u w:val="single"/>
-          </w:rPr>
-          <w:t>2 Timotheo 1:6–7</w:t>
-        </w:r>
-      </w:hyperlink>
+      <w:r>
+        <w:rPr>
+          <w:lang w:val="sw_KE" w:bidi="sw_KE"/>
+        </w:rPr>
+        <w:t>2 Timotheo 1:6–7</w:t>
+      </w:r>
       <w:r>
         <w:rPr>
           <w:lang w:val="sw_KE" w:bidi="sw_KE"/>
@@ -1458,36 +1104,24 @@
         </w:rPr>
         <w:t>Tito alirudi kwa Paulo akiwa na Habari Njema (</w:t>
       </w:r>
-      <w:hyperlink r:id="rId54">
-        <w:r>
-          <w:rPr>
-            <w:lang w:val="sw_KE" w:bidi="sw_KE"/>
-          </w:rPr>
-          <w:rPr>
-            <w:color w:val="0000EE"/>
-            <w:u w:val="single"/>
-          </w:rPr>
-          <w:t>2 Wakorintho 7:6–7</w:t>
-        </w:r>
-      </w:hyperlink>
+      <w:r>
+        <w:rPr>
+          <w:lang w:val="sw_KE" w:bidi="sw_KE"/>
+        </w:rPr>
+        <w:t>2 Wakorintho 7:6–7</w:t>
+      </w:r>
       <w:r>
         <w:rPr>
           <w:lang w:val="sw_KE" w:bidi="sw_KE"/>
         </w:rPr>
         <w:t xml:space="preserve">, </w:t>
       </w:r>
-      <w:hyperlink r:id="rId53">
-        <w:r>
-          <w:rPr>
-            <w:lang w:val="sw_KE" w:bidi="sw_KE"/>
-          </w:rPr>
-          <w:rPr>
-            <w:color w:val="0000EE"/>
-            <w:u w:val="single"/>
-          </w:rPr>
-          <w:t>13–15</w:t>
-        </w:r>
-      </w:hyperlink>
+      <w:r>
+        <w:rPr>
+          <w:lang w:val="sw_KE" w:bidi="sw_KE"/>
+        </w:rPr>
+        <w:t>13–15</w:t>
+      </w:r>
       <w:r>
         <w:rPr>
           <w:lang w:val="sw_KE" w:bidi="sw_KE"/>
@@ -1507,90 +1141,60 @@
         </w:rPr>
         <w:t>. Barua hii iliwahimiza waumini kumaliza kuchangisha fedha kwa ajili ya waumini maskini huko Yerusalemu. Tito alikubali kazi hii kwa shauku kwa sababu aliwapenda Wakristo wa Korintho (</w:t>
       </w:r>
-      <w:hyperlink r:id="rId55">
-        <w:r>
-          <w:rPr>
-            <w:lang w:val="sw_KE" w:bidi="sw_KE"/>
-          </w:rPr>
-          <w:rPr>
-            <w:color w:val="0000EE"/>
-            <w:u w:val="single"/>
-          </w:rPr>
-          <w:t>2 Wakorintho 7:15</w:t>
-        </w:r>
-      </w:hyperlink>
+      <w:r>
+        <w:rPr>
+          <w:lang w:val="sw_KE" w:bidi="sw_KE"/>
+        </w:rPr>
+        <w:t>2 Wakorintho 7:15</w:t>
+      </w:r>
       <w:r>
         <w:rPr>
           <w:lang w:val="sw_KE" w:bidi="sw_KE"/>
         </w:rPr>
         <w:t xml:space="preserve">; </w:t>
       </w:r>
-      <w:hyperlink r:id="rId56">
-        <w:r>
-          <w:rPr>
-            <w:lang w:val="sw_KE" w:bidi="sw_KE"/>
-          </w:rPr>
-          <w:rPr>
-            <w:color w:val="0000EE"/>
-            <w:u w:val="single"/>
-          </w:rPr>
-          <w:t>8:6</w:t>
-        </w:r>
-      </w:hyperlink>
+      <w:r>
+        <w:rPr>
+          <w:lang w:val="sw_KE" w:bidi="sw_KE"/>
+        </w:rPr>
+        <w:t>8:6</w:t>
+      </w:r>
       <w:r>
         <w:rPr>
           <w:lang w:val="sw_KE" w:bidi="sw_KE"/>
         </w:rPr>
         <w:t xml:space="preserve">, </w:t>
       </w:r>
-      <w:hyperlink r:id="rId57">
-        <w:r>
-          <w:rPr>
-            <w:lang w:val="sw_KE" w:bidi="sw_KE"/>
-          </w:rPr>
-          <w:rPr>
-            <w:color w:val="0000EE"/>
-            <w:u w:val="single"/>
-          </w:rPr>
-          <w:t>16–17</w:t>
-        </w:r>
-      </w:hyperlink>
+      <w:r>
+        <w:rPr>
+          <w:lang w:val="sw_KE" w:bidi="sw_KE"/>
+        </w:rPr>
+        <w:t>16–17</w:t>
+      </w:r>
       <w:r>
         <w:rPr>
           <w:lang w:val="sw_KE" w:bidi="sw_KE"/>
         </w:rPr>
         <w:t>). Paulo alimuelezea kama mtu wa uadilifu na mwenye usawa kama Paulo mwenyewe (</w:t>
       </w:r>
-      <w:hyperlink r:id="rId58">
-        <w:r>
-          <w:rPr>
-            <w:lang w:val="sw_KE" w:bidi="sw_KE"/>
-          </w:rPr>
-          <w:rPr>
-            <w:color w:val="0000EE"/>
-            <w:u w:val="single"/>
-          </w:rPr>
-          <w:t>2 Wakorintho 8:23</w:t>
-        </w:r>
-      </w:hyperlink>
+      <w:r>
+        <w:rPr>
+          <w:lang w:val="sw_KE" w:bidi="sw_KE"/>
+        </w:rPr>
+        <w:t>2 Wakorintho 8:23</w:t>
+      </w:r>
       <w:r>
         <w:rPr>
           <w:lang w:val="sw_KE" w:bidi="sw_KE"/>
         </w:rPr>
         <w:t xml:space="preserve">; </w:t>
       </w:r>
-      <w:hyperlink r:id="rId59">
-        <w:r>
-          <w:rPr>
-            <w:lang w:val="sw_KE" w:bidi="sw_KE"/>
-          </w:rPr>
-          <w:rPr>
-            <w:color w:val="0000EE"/>
-            <w:u w:val="single"/>
-          </w:rPr>
-          <w:t>12:18</w:t>
-        </w:r>
-      </w:hyperlink>
+      <w:r>
+        <w:rPr>
+          <w:lang w:val="sw_KE" w:bidi="sw_KE"/>
+        </w:rPr>
+        <w:t>12:18</w:t>
+      </w:r>
       <w:r>
         <w:rPr>
           <w:lang w:val="sw_KE" w:bidi="sw_KE"/>
@@ -1611,36 +1215,24 @@
         </w:rPr>
         <w:t>Miaka michache baadaye, baada ya kesi ya kwanza ya Paulo huko Roma na kuachiliwa kwake, alimuacha Tito kwenye kisiwa cha Krete ili kuimarisha kanisa. Wakati Tito alipokuwa huko, Paulo aliandika barua kwake. Katika barua hiyo, Paulo alitoa ushauri kuhusu kuchagua viongozi wa kanisa na kumhimiza Tito kufundisha na kuonyesha tabia ya kiungu. Paulo kisha alimuomba Tito kukutana naye huko Nikopoli (katika Akaya), ambapo Paulo alipanga kuishi katika majira ya baridi (</w:t>
       </w:r>
-      <w:hyperlink r:id="rId60">
-        <w:r>
-          <w:rPr>
-            <w:lang w:val="sw_KE" w:bidi="sw_KE"/>
-          </w:rPr>
-          <w:rPr>
-            <w:color w:val="0000EE"/>
-            <w:u w:val="single"/>
-          </w:rPr>
-          <w:t>Tito 3:12</w:t>
-        </w:r>
-      </w:hyperlink>
+      <w:r>
+        <w:rPr>
+          <w:lang w:val="sw_KE" w:bidi="sw_KE"/>
+        </w:rPr>
+        <w:t>Tito 3:12</w:t>
+      </w:r>
       <w:r>
         <w:rPr>
           <w:lang w:val="sw_KE" w:bidi="sw_KE"/>
         </w:rPr>
         <w:t>). Baadaye, muda mfupi kabla ya Paulo kuuawa huko Roma, aliandika kwamba Tito alikuwa ameenda Dalmatia (kando ya pwani ya Adriatic, kaskazini magharibi mwa Ugiriki ya kisasa), labda kwa kazi ya huduma huko (</w:t>
       </w:r>
-      <w:hyperlink r:id="rId61">
-        <w:r>
-          <w:rPr>
-            <w:lang w:val="sw_KE" w:bidi="sw_KE"/>
-          </w:rPr>
-          <w:rPr>
-            <w:color w:val="0000EE"/>
-            <w:u w:val="single"/>
-          </w:rPr>
-          <w:t>2 Timotheo 4:10</w:t>
-        </w:r>
-      </w:hyperlink>
+      <w:r>
+        <w:rPr>
+          <w:lang w:val="sw_KE" w:bidi="sw_KE"/>
+        </w:rPr>
+        <w:t>2 Timotheo 4:10</w:t>
+      </w:r>
       <w:r>
         <w:rPr>
           <w:lang w:val="sw_KE" w:bidi="sw_KE"/>
@@ -1697,216 +1289,144 @@
           <w:lang w:val="sw_KE" w:bidi="sw_KE"/>
         </w:rPr>
       </w:r>
-      <w:hyperlink r:id="rId62">
-        <w:r>
-          <w:rPr>
-            <w:lang w:val="sw_KE" w:bidi="sw_KE"/>
-          </w:rPr>
-          <w:rPr>
-            <w:color w:val="0000EE"/>
-            <w:u w:val="single"/>
-          </w:rPr>
-          <w:t>2 Wakorintho 2:13</w:t>
-        </w:r>
-      </w:hyperlink>
+      <w:r>
+        <w:rPr>
+          <w:lang w:val="sw_KE" w:bidi="sw_KE"/>
+        </w:rPr>
+        <w:t>2 Wakorintho 2:13</w:t>
+      </w:r>
       <w:r>
         <w:rPr>
           <w:lang w:val="sw_KE" w:bidi="sw_KE"/>
         </w:rPr>
         <w:t xml:space="preserve">; </w:t>
       </w:r>
-      <w:hyperlink r:id="rId63">
-        <w:r>
-          <w:rPr>
-            <w:lang w:val="sw_KE" w:bidi="sw_KE"/>
-          </w:rPr>
-          <w:rPr>
-            <w:color w:val="0000EE"/>
-            <w:u w:val="single"/>
-          </w:rPr>
-          <w:t>7:6</w:t>
-        </w:r>
-      </w:hyperlink>
+      <w:r>
+        <w:rPr>
+          <w:lang w:val="sw_KE" w:bidi="sw_KE"/>
+        </w:rPr>
+        <w:t>7:6</w:t>
+      </w:r>
       <w:r>
         <w:rPr>
           <w:lang w:val="sw_KE" w:bidi="sw_KE"/>
         </w:rPr>
         <w:t xml:space="preserve">, </w:t>
       </w:r>
-      <w:hyperlink r:id="rId64">
-        <w:r>
-          <w:rPr>
-            <w:lang w:val="sw_KE" w:bidi="sw_KE"/>
-          </w:rPr>
-          <w:rPr>
-            <w:color w:val="0000EE"/>
-            <w:u w:val="single"/>
-          </w:rPr>
-          <w:t>13–14</w:t>
-        </w:r>
-      </w:hyperlink>
+      <w:r>
+        <w:rPr>
+          <w:lang w:val="sw_KE" w:bidi="sw_KE"/>
+        </w:rPr>
+        <w:t>13–14</w:t>
+      </w:r>
       <w:r>
         <w:rPr>
           <w:lang w:val="sw_KE" w:bidi="sw_KE"/>
         </w:rPr>
         <w:t xml:space="preserve">; </w:t>
       </w:r>
-      <w:hyperlink r:id="rId56">
-        <w:r>
-          <w:rPr>
-            <w:lang w:val="sw_KE" w:bidi="sw_KE"/>
-          </w:rPr>
-          <w:rPr>
-            <w:color w:val="0000EE"/>
-            <w:u w:val="single"/>
-          </w:rPr>
-          <w:t>8:6</w:t>
-        </w:r>
-      </w:hyperlink>
+      <w:r>
+        <w:rPr>
+          <w:lang w:val="sw_KE" w:bidi="sw_KE"/>
+        </w:rPr>
+        <w:t>8:6</w:t>
+      </w:r>
       <w:r>
         <w:rPr>
           <w:lang w:val="sw_KE" w:bidi="sw_KE"/>
         </w:rPr>
         <w:t xml:space="preserve">, </w:t>
       </w:r>
-      <w:hyperlink r:id="rId57">
-        <w:r>
-          <w:rPr>
-            <w:lang w:val="sw_KE" w:bidi="sw_KE"/>
-          </w:rPr>
-          <w:rPr>
-            <w:color w:val="0000EE"/>
-            <w:u w:val="single"/>
-          </w:rPr>
-          <w:t>16–17</w:t>
-        </w:r>
-      </w:hyperlink>
+      <w:r>
+        <w:rPr>
+          <w:lang w:val="sw_KE" w:bidi="sw_KE"/>
+        </w:rPr>
+        <w:t>16–17</w:t>
+      </w:r>
       <w:r>
         <w:rPr>
           <w:lang w:val="sw_KE" w:bidi="sw_KE"/>
         </w:rPr>
         <w:t xml:space="preserve">, </w:t>
       </w:r>
-      <w:hyperlink r:id="rId58">
-        <w:r>
-          <w:rPr>
-            <w:lang w:val="sw_KE" w:bidi="sw_KE"/>
-          </w:rPr>
-          <w:rPr>
-            <w:color w:val="0000EE"/>
-            <w:u w:val="single"/>
-          </w:rPr>
-          <w:t>23</w:t>
-        </w:r>
-      </w:hyperlink>
+      <w:r>
+        <w:rPr>
+          <w:lang w:val="sw_KE" w:bidi="sw_KE"/>
+        </w:rPr>
+        <w:t>23</w:t>
+      </w:r>
       <w:r>
         <w:rPr>
           <w:lang w:val="sw_KE" w:bidi="sw_KE"/>
         </w:rPr>
         <w:t xml:space="preserve">; </w:t>
       </w:r>
-      <w:hyperlink r:id="rId59">
-        <w:r>
-          <w:rPr>
-            <w:lang w:val="sw_KE" w:bidi="sw_KE"/>
-          </w:rPr>
-          <w:rPr>
-            <w:color w:val="0000EE"/>
-            <w:u w:val="single"/>
-          </w:rPr>
-          <w:t>12:18</w:t>
-        </w:r>
-      </w:hyperlink>
+      <w:r>
+        <w:rPr>
+          <w:lang w:val="sw_KE" w:bidi="sw_KE"/>
+        </w:rPr>
+        <w:t>12:18</w:t>
+      </w:r>
       <w:r>
         <w:rPr>
           <w:lang w:val="sw_KE" w:bidi="sw_KE"/>
         </w:rPr>
         <w:t xml:space="preserve">; </w:t>
       </w:r>
-      <w:hyperlink r:id="rId48">
-        <w:r>
-          <w:rPr>
-            <w:lang w:val="sw_KE" w:bidi="sw_KE"/>
-          </w:rPr>
-          <w:rPr>
-            <w:color w:val="0000EE"/>
-            <w:u w:val="single"/>
-          </w:rPr>
-          <w:t>Wagalatia 2:1</w:t>
-        </w:r>
-      </w:hyperlink>
+      <w:r>
+        <w:rPr>
+          <w:lang w:val="sw_KE" w:bidi="sw_KE"/>
+        </w:rPr>
+        <w:t>Wagalatia 2:1</w:t>
+      </w:r>
       <w:r>
         <w:rPr>
           <w:lang w:val="sw_KE" w:bidi="sw_KE"/>
         </w:rPr>
         <w:t xml:space="preserve">, </w:t>
       </w:r>
-      <w:hyperlink r:id="rId49">
-        <w:r>
-          <w:rPr>
-            <w:lang w:val="sw_KE" w:bidi="sw_KE"/>
-          </w:rPr>
-          <w:rPr>
-            <w:color w:val="0000EE"/>
-            <w:u w:val="single"/>
-          </w:rPr>
-          <w:t>3</w:t>
-        </w:r>
-      </w:hyperlink>
+      <w:r>
+        <w:rPr>
+          <w:lang w:val="sw_KE" w:bidi="sw_KE"/>
+        </w:rPr>
+        <w:t>3</w:t>
+      </w:r>
       <w:r>
         <w:rPr>
           <w:lang w:val="sw_KE" w:bidi="sw_KE"/>
         </w:rPr>
         <w:t xml:space="preserve">; </w:t>
       </w:r>
-      <w:hyperlink r:id="rId61">
-        <w:r>
-          <w:rPr>
-            <w:lang w:val="sw_KE" w:bidi="sw_KE"/>
-          </w:rPr>
-          <w:rPr>
-            <w:color w:val="0000EE"/>
-            <w:u w:val="single"/>
-          </w:rPr>
-          <w:t>2 Timotheo 4:10</w:t>
-        </w:r>
-      </w:hyperlink>
+      <w:r>
+        <w:rPr>
+          <w:lang w:val="sw_KE" w:bidi="sw_KE"/>
+        </w:rPr>
+        <w:t>2 Timotheo 4:10</w:t>
+      </w:r>
       <w:r>
         <w:rPr>
           <w:lang w:val="sw_KE" w:bidi="sw_KE"/>
         </w:rPr>
         <w:t xml:space="preserve">; </w:t>
       </w:r>
-      <w:hyperlink r:id="rId65">
-        <w:r>
-          <w:rPr>
-            <w:lang w:val="sw_KE" w:bidi="sw_KE"/>
-          </w:rPr>
-          <w:rPr>
-            <w:color w:val="0000EE"/>
-            <w:u w:val="single"/>
-          </w:rPr>
-          <w:t>Tito 1:4</w:t>
-        </w:r>
-      </w:hyperlink>
+      <w:r>
+        <w:rPr>
+          <w:lang w:val="sw_KE" w:bidi="sw_KE"/>
+        </w:rPr>
+        <w:t>Tito 1:4</w:t>
+      </w:r>
       <w:r>
         <w:rPr>
           <w:lang w:val="sw_KE" w:bidi="sw_KE"/>
         </w:rPr>
         <w:t xml:space="preserve">; </w:t>
       </w:r>
-      <w:hyperlink r:id="rId66">
-        <w:r>
-          <w:rPr>
-            <w:lang w:val="sw_KE" w:bidi="sw_KE"/>
-          </w:rPr>
-          <w:rPr>
-            <w:color w:val="0000EE"/>
-            <w:u w:val="single"/>
-          </w:rPr>
-          <w:t>2:1</w:t>
-        </w:r>
-      </w:hyperlink>
+      <w:r>
+        <w:rPr>
+          <w:lang w:val="sw_KE" w:bidi="sw_KE"/>
+        </w:rPr>
+        <w:t>2:1</w:t>
+      </w:r>
       <w:r>
         <w:rPr>
           <w:lang w:val="sw_KE" w:bidi="sw_KE"/>
@@ -1955,72 +1475,48 @@
         </w:rPr>
         <w:t>Tomaso alikuwa mmoja wa mitume kumi na wawili (</w:t>
       </w:r>
-      <w:hyperlink r:id="rId67">
-        <w:r>
-          <w:rPr>
-            <w:lang w:val="sw_KE" w:bidi="sw_KE"/>
-          </w:rPr>
-          <w:rPr>
-            <w:color w:val="0000EE"/>
-            <w:u w:val="single"/>
-          </w:rPr>
-          <w:t>Mathayo 10:3</w:t>
-        </w:r>
-      </w:hyperlink>
+      <w:r>
+        <w:rPr>
+          <w:lang w:val="sw_KE" w:bidi="sw_KE"/>
+        </w:rPr>
+        <w:t>Mathayo 10:3</w:t>
+      </w:r>
       <w:r>
         <w:rPr>
           <w:lang w:val="sw_KE" w:bidi="sw_KE"/>
         </w:rPr>
         <w:t xml:space="preserve">; </w:t>
       </w:r>
-      <w:hyperlink r:id="rId68">
-        <w:r>
-          <w:rPr>
-            <w:lang w:val="sw_KE" w:bidi="sw_KE"/>
-          </w:rPr>
-          <w:rPr>
-            <w:color w:val="0000EE"/>
-            <w:u w:val="single"/>
-          </w:rPr>
-          <w:t>Marko 3:18</w:t>
-        </w:r>
-      </w:hyperlink>
+      <w:r>
+        <w:rPr>
+          <w:lang w:val="sw_KE" w:bidi="sw_KE"/>
+        </w:rPr>
+        <w:t>Marko 3:18</w:t>
+      </w:r>
       <w:r>
         <w:rPr>
           <w:lang w:val="sw_KE" w:bidi="sw_KE"/>
         </w:rPr>
         <w:t xml:space="preserve">; </w:t>
       </w:r>
-      <w:hyperlink r:id="rId69">
-        <w:r>
-          <w:rPr>
-            <w:lang w:val="sw_KE" w:bidi="sw_KE"/>
-          </w:rPr>
-          <w:rPr>
-            <w:color w:val="0000EE"/>
-            <w:u w:val="single"/>
-          </w:rPr>
-          <w:t>Luka 6:15</w:t>
-        </w:r>
-      </w:hyperlink>
+      <w:r>
+        <w:rPr>
+          <w:lang w:val="sw_KE" w:bidi="sw_KE"/>
+        </w:rPr>
+        <w:t>Luka 6:15</w:t>
+      </w:r>
       <w:r>
         <w:rPr>
           <w:lang w:val="sw_KE" w:bidi="sw_KE"/>
         </w:rPr>
         <w:t xml:space="preserve">; </w:t>
       </w:r>
-      <w:hyperlink r:id="rId70">
-        <w:r>
-          <w:rPr>
-            <w:lang w:val="sw_KE" w:bidi="sw_KE"/>
-          </w:rPr>
-          <w:rPr>
-            <w:color w:val="0000EE"/>
-            <w:u w:val="single"/>
-          </w:rPr>
-          <w:t>Matendo 1:13</w:t>
-        </w:r>
-      </w:hyperlink>
+      <w:r>
+        <w:rPr>
+          <w:lang w:val="sw_KE" w:bidi="sw_KE"/>
+        </w:rPr>
+        <w:t>Matendo 1:13</w:t>
+      </w:r>
       <w:r>
         <w:rPr>
           <w:lang w:val="sw_KE" w:bidi="sw_KE"/>
@@ -2041,54 +1537,36 @@
         </w:rPr>
         <w:t>Hatujui jinsi Yesu alivyokutana na kumwita Tomaso kuwa mwanafunzi wake kwa mara ya kwanza. Injili ya Yohana ndiyo chanzo pekee chenye akaunti za kibinafsi za Tomaso. Tomaso alionyesha utayari wake wa kumfuata Yesu, hata kama ingemaanisha kifo (</w:t>
       </w:r>
-      <w:hyperlink r:id="rId71">
-        <w:r>
-          <w:rPr>
-            <w:lang w:val="sw_KE" w:bidi="sw_KE"/>
-          </w:rPr>
-          <w:rPr>
-            <w:color w:val="0000EE"/>
-            <w:u w:val="single"/>
-          </w:rPr>
-          <w:t>Yohana 11:16</w:t>
-        </w:r>
-      </w:hyperlink>
+      <w:r>
+        <w:rPr>
+          <w:lang w:val="sw_KE" w:bidi="sw_KE"/>
+        </w:rPr>
+        <w:t>Yohana 11:16</w:t>
+      </w:r>
       <w:r>
         <w:rPr>
           <w:lang w:val="sw_KE" w:bidi="sw_KE"/>
         </w:rPr>
         <w:t>). Alimwambia Yesu waziwazi kwamba hakuielewa alichokuwa akisema (</w:t>
       </w:r>
-      <w:hyperlink r:id="rId72">
-        <w:r>
-          <w:rPr>
-            <w:lang w:val="sw_KE" w:bidi="sw_KE"/>
-          </w:rPr>
-          <w:rPr>
-            <w:color w:val="0000EE"/>
-            <w:u w:val="single"/>
-          </w:rPr>
-          <w:t>Yohana 14:5</w:t>
-        </w:r>
-      </w:hyperlink>
+      <w:r>
+        <w:rPr>
+          <w:lang w:val="sw_KE" w:bidi="sw_KE"/>
+        </w:rPr>
+        <w:t>Yohana 14:5</w:t>
+      </w:r>
       <w:r>
         <w:rPr>
           <w:lang w:val="sw_KE" w:bidi="sw_KE"/>
         </w:rPr>
         <w:t>). Tomaso pia alikuwa mmoja wa wanafunzi saba waliorejea kuvua samaki baada ya ufufuo, wakati Yesu alipowatokea (</w:t>
       </w:r>
-      <w:hyperlink r:id="rId73">
-        <w:r>
-          <w:rPr>
-            <w:lang w:val="sw_KE" w:bidi="sw_KE"/>
-          </w:rPr>
-          <w:rPr>
-            <w:color w:val="0000EE"/>
-            <w:u w:val="single"/>
-          </w:rPr>
-          <w:t>Yohana 21:2</w:t>
-        </w:r>
-      </w:hyperlink>
+      <w:r>
+        <w:rPr>
+          <w:lang w:val="sw_KE" w:bidi="sw_KE"/>
+        </w:rPr>
+        <w:t>Yohana 21:2</w:t>
+      </w:r>
       <w:r>
         <w:rPr>
           <w:lang w:val="sw_KE" w:bidi="sw_KE"/>
@@ -2109,36 +1587,24 @@
         </w:rPr>
         <w:t>Yesu alipojitokeza kwa wanafunzi wake mara ya kwanza baada ya kifo chake, Tomaso hakuwepo. Tomaso aliposikia ripoti ya wengine, hakuamini. Alisisitiza kwamba alihitaji kuona alama za misumari kwenye mwili wa Yesu na kuzishika mwenyewe (</w:t>
       </w:r>
-      <w:hyperlink r:id="rId74">
-        <w:r>
-          <w:rPr>
-            <w:lang w:val="sw_KE" w:bidi="sw_KE"/>
-          </w:rPr>
-          <w:rPr>
-            <w:color w:val="0000EE"/>
-            <w:u w:val="single"/>
-          </w:rPr>
-          <w:t>Yohana 20:19–25</w:t>
-        </w:r>
-      </w:hyperlink>
+      <w:r>
+        <w:rPr>
+          <w:lang w:val="sw_KE" w:bidi="sw_KE"/>
+        </w:rPr>
+        <w:t>Yohana 20:19–25</w:t>
+      </w:r>
       <w:r>
         <w:rPr>
           <w:lang w:val="sw_KE" w:bidi="sw_KE"/>
         </w:rPr>
         <w:t>). Wiki moja baadaye, Yesu alijitokeza tena kwa wanafunzi na kuzungumza moja kwa moja na Tomaso. Alimwambia Tomaso kuchunguza alama za misumari na mkuki kwenye mwili wake na kumtaka aamini bila kusita (</w:t>
       </w:r>
-      <w:hyperlink r:id="rId75">
-        <w:r>
-          <w:rPr>
-            <w:lang w:val="sw_KE" w:bidi="sw_KE"/>
-          </w:rPr>
-          <w:rPr>
-            <w:color w:val="0000EE"/>
-            <w:u w:val="single"/>
-          </w:rPr>
-          <w:t>Yohana 20:26–27</w:t>
-        </w:r>
-      </w:hyperlink>
+      <w:r>
+        <w:rPr>
+          <w:lang w:val="sw_KE" w:bidi="sw_KE"/>
+        </w:rPr>
+        <w:t>Yohana 20:26–27</w:t>
+      </w:r>
       <w:r>
         <w:rPr>
           <w:lang w:val="sw_KE" w:bidi="sw_KE"/>
@@ -2159,18 +1625,12 @@
         </w:rPr>
         <w:t>Wakati Tomaso alipoona Yesu akiwa hai tena, alitoa moja ya kauli muhimu zaidi katika Agano Jipya. Alimtambua Yesu kama Mungu kwa kusema, “Bwana wangu na Mungu wangu!” (</w:t>
       </w:r>
-      <w:hyperlink r:id="rId76">
-        <w:r>
-          <w:rPr>
-            <w:lang w:val="sw_KE" w:bidi="sw_KE"/>
-          </w:rPr>
-          <w:rPr>
-            <w:color w:val="0000EE"/>
-            <w:u w:val="single"/>
-          </w:rPr>
-          <w:t>Yohana 20:28</w:t>
-        </w:r>
-      </w:hyperlink>
+      <w:r>
+        <w:rPr>
+          <w:lang w:val="sw_KE" w:bidi="sw_KE"/>
+        </w:rPr>
+        <w:t>Yohana 20:28</w:t>
+      </w:r>
       <w:r>
         <w:rPr>
           <w:lang w:val="sw_KE" w:bidi="sw_KE"/>
@@ -2400,138 +1860,90 @@
           <w:lang w:val="sw_KE" w:bidi="sw_KE"/>
         </w:rPr>
       </w:r>
-      <w:hyperlink r:id="rId67">
-        <w:r>
-          <w:rPr>
-            <w:lang w:val="sw_KE" w:bidi="sw_KE"/>
-          </w:rPr>
-          <w:rPr>
-            <w:color w:val="0000EE"/>
-            <w:u w:val="single"/>
-          </w:rPr>
-          <w:t>Mathayo 10:3</w:t>
-        </w:r>
-      </w:hyperlink>
+      <w:r>
+        <w:rPr>
+          <w:lang w:val="sw_KE" w:bidi="sw_KE"/>
+        </w:rPr>
+        <w:t>Mathayo 10:3</w:t>
+      </w:r>
       <w:r>
         <w:rPr>
           <w:lang w:val="sw_KE" w:bidi="sw_KE"/>
         </w:rPr>
         <w:t xml:space="preserve">; </w:t>
       </w:r>
-      <w:hyperlink r:id="rId68">
-        <w:r>
-          <w:rPr>
-            <w:lang w:val="sw_KE" w:bidi="sw_KE"/>
-          </w:rPr>
-          <w:rPr>
-            <w:color w:val="0000EE"/>
-            <w:u w:val="single"/>
-          </w:rPr>
-          <w:t>Marko 3:18</w:t>
-        </w:r>
-      </w:hyperlink>
+      <w:r>
+        <w:rPr>
+          <w:lang w:val="sw_KE" w:bidi="sw_KE"/>
+        </w:rPr>
+        <w:t>Marko 3:18</w:t>
+      </w:r>
       <w:r>
         <w:rPr>
           <w:lang w:val="sw_KE" w:bidi="sw_KE"/>
         </w:rPr>
         <w:t xml:space="preserve">; </w:t>
       </w:r>
-      <w:hyperlink r:id="rId69">
-        <w:r>
-          <w:rPr>
-            <w:lang w:val="sw_KE" w:bidi="sw_KE"/>
-          </w:rPr>
-          <w:rPr>
-            <w:color w:val="0000EE"/>
-            <w:u w:val="single"/>
-          </w:rPr>
-          <w:t>Luka 6:15</w:t>
-        </w:r>
-      </w:hyperlink>
+      <w:r>
+        <w:rPr>
+          <w:lang w:val="sw_KE" w:bidi="sw_KE"/>
+        </w:rPr>
+        <w:t>Luka 6:15</w:t>
+      </w:r>
       <w:r>
         <w:rPr>
           <w:lang w:val="sw_KE" w:bidi="sw_KE"/>
         </w:rPr>
         <w:t xml:space="preserve">; </w:t>
       </w:r>
-      <w:hyperlink r:id="rId71">
-        <w:r>
-          <w:rPr>
-            <w:lang w:val="sw_KE" w:bidi="sw_KE"/>
-          </w:rPr>
-          <w:rPr>
-            <w:color w:val="0000EE"/>
-            <w:u w:val="single"/>
-          </w:rPr>
-          <w:t>Yohana 11:16</w:t>
-        </w:r>
-      </w:hyperlink>
+      <w:r>
+        <w:rPr>
+          <w:lang w:val="sw_KE" w:bidi="sw_KE"/>
+        </w:rPr>
+        <w:t>Yohana 11:16</w:t>
+      </w:r>
       <w:r>
         <w:rPr>
           <w:lang w:val="sw_KE" w:bidi="sw_KE"/>
         </w:rPr>
         <w:t xml:space="preserve">; </w:t>
       </w:r>
-      <w:hyperlink r:id="rId72">
-        <w:r>
-          <w:rPr>
-            <w:lang w:val="sw_KE" w:bidi="sw_KE"/>
-          </w:rPr>
-          <w:rPr>
-            <w:color w:val="0000EE"/>
-            <w:u w:val="single"/>
-          </w:rPr>
-          <w:t>Yohana 14:5</w:t>
-        </w:r>
-      </w:hyperlink>
+      <w:r>
+        <w:rPr>
+          <w:lang w:val="sw_KE" w:bidi="sw_KE"/>
+        </w:rPr>
+        <w:t>Yohana 14:5</w:t>
+      </w:r>
       <w:r>
         <w:rPr>
           <w:lang w:val="sw_KE" w:bidi="sw_KE"/>
         </w:rPr>
         <w:t xml:space="preserve">; </w:t>
       </w:r>
-      <w:hyperlink r:id="rId77">
-        <w:r>
-          <w:rPr>
-            <w:lang w:val="sw_KE" w:bidi="sw_KE"/>
-          </w:rPr>
-          <w:rPr>
-            <w:color w:val="0000EE"/>
-            <w:u w:val="single"/>
-          </w:rPr>
-          <w:t>Yohana 20:24–29</w:t>
-        </w:r>
-      </w:hyperlink>
+      <w:r>
+        <w:rPr>
+          <w:lang w:val="sw_KE" w:bidi="sw_KE"/>
+        </w:rPr>
+        <w:t>Yohana 20:24–29</w:t>
+      </w:r>
       <w:r>
         <w:rPr>
           <w:lang w:val="sw_KE" w:bidi="sw_KE"/>
         </w:rPr>
         <w:t xml:space="preserve">; </w:t>
       </w:r>
-      <w:hyperlink r:id="rId73">
-        <w:r>
-          <w:rPr>
-            <w:lang w:val="sw_KE" w:bidi="sw_KE"/>
-          </w:rPr>
-          <w:rPr>
-            <w:color w:val="0000EE"/>
-            <w:u w:val="single"/>
-          </w:rPr>
-          <w:t xml:space="preserve">Yohana 21:2; </w:t>
-        </w:r>
-      </w:hyperlink>
-      <w:hyperlink r:id="rId70">
-        <w:r>
-          <w:rPr>
-            <w:lang w:val="sw_KE" w:bidi="sw_KE"/>
-          </w:rPr>
-          <w:rPr>
-            <w:color w:val="0000EE"/>
-            <w:u w:val="single"/>
-          </w:rPr>
-          <w:t>Matendo 1:13</w:t>
-        </w:r>
-      </w:hyperlink>
+      <w:r>
+        <w:rPr>
+          <w:lang w:val="sw_KE" w:bidi="sw_KE"/>
+        </w:rPr>
+        <w:t xml:space="preserve">Yohana 21:2; </w:t>
+      </w:r>
+      <w:r>
+        <w:rPr>
+          <w:lang w:val="sw_KE" w:bidi="sw_KE"/>
+        </w:rPr>
+        <w:t>Matendo 1:13</w:t>
+      </w:r>
       <w:r>
         <w:rPr>
           <w:lang w:val="sw_KE" w:bidi="sw_KE"/>
